--- a/fixtures/skills-first/skills-first-resume-a4.docx
+++ b/fixtures/skills-first/skills-first-resume-a4.docx
@@ -199,7 +199,7 @@
           <w:bCs w:val="1"/>
           <w:rtl w:val="0"/>
         </w:rPr>
-        <w:t xml:space="preserve">Cascade Credit Union (contract)</w:t>
+        <w:t xml:space="preserve">Mossgate Credit Union (contract)</w:t>
       </w:r>
       <w:r>
         <w:rPr>
@@ -304,7 +304,7 @@
           <w:bCs w:val="1"/>
           <w:rtl w:val="0"/>
         </w:rPr>
-        <w:t xml:space="preserve">Lincoln Park Middle School</w:t>
+        <w:t xml:space="preserve">Salmonberry Middle School</w:t>
       </w:r>
       <w:r>
         <w:rPr>
@@ -438,7 +438,7 @@
           <w:iCs w:val="1"/>
           <w:rtl w:val="0"/>
         </w:rPr>
-        <w:t xml:space="preserve">Articulate Rise, Portland Food Share</w:t>
+        <w:t xml:space="preserve">Articulate Rise, Rosehip Food Share</w:t>
       </w:r>
       <w:r>
         <w:rPr>
@@ -559,7 +559,7 @@
           <w:bCs w:val="1"/>
           <w:rtl w:val="0"/>
         </w:rPr>
-        <w:t xml:space="preserve">Columbia Gorge College</w:t>
+        <w:t xml:space="preserve">Basalt Bluff College</w:t>
       </w:r>
       <w:r>
         <w:rPr>

--- a/fixtures/skills-first/skills-first-resume-a4.docx
+++ b/fixtures/skills-first/skills-first-resume-a4.docx
@@ -31,7 +31,7 @@
           <w:rPr>
             <w:rtl w:val="0"/>
           </w:rPr>
-          <w:t xml:space="preserve">rachel.nguyen@email.com</w:t>
+          <w:t xml:space="preserve">rachel.nguyen@example.com</w:t>
         </w:r>
       </w:hyperlink>
       <w:r>
